--- a/Seminario de Sistemas/Kit docente/Clase 11/Solucion Taller Clase 11 - VetCare.docx
+++ b/Seminario de Sistemas/Kit docente/Clase 11/Solucion Taller Clase 11 - VetCare.docx
@@ -72,7 +72,7 @@
           <w:color w:val="2B2B2B"/>
           <w:sz w:val="22"/>
         </w:rPr>
-        <w:t>Matriz de trazabilidad de VetCare diligenciada, fila por fila: RF-02 Registrar propietario lleva a CU-00, a la clase Propietario y al mockup M-01; RF-03 y RF-04 Registrar ficha y datos de la mascota llevan a CU-01 Registrar mascota, a las clases Mascota y Propietario y al mockup M-02; RF-05 Consultar el expediente de una mascota, con el RNF-02 de tres segundos asociado, lleva a CU-02 Buscar expediente, a las clases Mascota y Consulta y al mockup M-03; RF-06 Registrar la consulta medica lleva a CU-03, a las clases Consulta y Veterinario y al mockup M-05; RF-08 Agendar cita lleva a CU-04, a las clases Cita y Veterinario y al mockup M-04; RF-09 Reporte mensual de atenciones lleva a CU-05 Consultar indicadores, a las clases Consulta y Veterinario y al mockup M-06. Al llenarla aparecen las dos filas defectuosas del dia: RF-07 Recordatorio de cita no tiene caso de uso ni clase (huerfano), y la fila de CU-04 quedo sin RF diligenciado en el paquete del equipo revisado, de modo que el caso de uso parece viudo aunque el RF-08 exista en el catalogo.</w:t>
+        <w:t>Matriz de trazabilidad de VetCare diligenciada, fila por fila: RF-02 Registrar propietario lleva a CU-00, a la clase Propietario y al mockup M-01; RF-03 y RF-04 Registrar ficha y datos de la mascota llevan a CU-01 Registrar mascota, a las clases Mascota y Propietario y al mockup M-02; RF-05 Consultar el expediente de una mascota, con el RNF-02 de tres segundos asociado, lleva a CU-02 Buscar expediente, a las clases Mascota y Consulta y al mockup M-03; RF-06 Registrar la consulta medica lleva a CU-03, a las clases Consulta y Veterinario y al mockup M-05; RF-08 Agendar cita lleva a CU-04, a las clases Cita y Veterinario y al mockup M-04; RF-09 Reporte mensual de atenciones lleva a CU-05 Consultar indicadores, a las clases Consulta y Veterinario y al mockup M-06. Al llenarla aparecen las dos filas defectuosas del dia: RF-07 Recordatorio de cita no tiene caso de uso ni clase (huerfano), y la fila de CU-04 quedo sin RF diligenciado en el paquete revisado, de modo que el caso de uso parece viudo aunque el RF-08 exista en el catalogo.</w:t>
       </w:r>
     </w:p>
     <w:p>
